--- a/policies/build/preview_hco/HCO.HRM.5_v2_preview.docx
+++ b/policies/build/preview_hco/HCO.HRM.5_v2_preview.docx
@@ -773,7 +773,7 @@
           <w:sz w:val="22"/>
           <w:szCs w:val="22"/>
         </w:rPr>
-        <w:t xml:space="preserve">Boundaries: do not copy SHCO equivalent-chapter wording (including the already-deployed SHCO 3rd Edition HRM chapter). Do not overwrite HCO AAC, COP, MOM, PRE, IPC, PSQ, ROM or FMS policies. Spell out abbreviations on first use in training materials. OE counts/levels/asterisks stay with the official portal Standards PDF. Method notes come from the Guidebook Interpretation paragraphs (scanned PDF; no text layer, transcribed and verified against rendered page images — see policies/source/hco6_hrm_chapter_notes.md).</w:t>
+        <w:t xml:space="preserve">Boundaries: do not overwrite HCO AAC, COP, MOM, PRE, IPC, PSQ, ROM or FMS policies. Spell out abbreviations on first use in training materials. OE counts/levels/asterisks stay with the official portal Standards PDF. Method notes come from the Guidebook Interpretation paragraphs (scanned PDF; no text layer, transcribed and verified against rendered page images — see policies/source/hco6_hrm_chapter_notes.md).</w:t>
       </w:r>
     </w:p>
     <w:p>
@@ -917,7 +917,7 @@
         <w:spacing w:after="100" w:before="220"/>
       </w:pPr>
       <w:r>
-        <w:t xml:space="preserve">5.1 Staff involved in blood transfusion services are trained in the handl...</w:t>
+        <w:t xml:space="preserve">5.1 Staff involved in blood transfusion services are trained in the...</w:t>
       </w:r>
     </w:p>
     <w:p>
@@ -1049,7 +1049,7 @@
         <w:spacing w:after="100" w:before="220"/>
       </w:pPr>
       <w:r>
-        <w:t xml:space="preserve">5.5 Staff involved in direct patient care are provided training on cardio...</w:t>
+        <w:t xml:space="preserve">5.5 Staff involved in direct patient care are provided training on cardio-...</w:t>
       </w:r>
     </w:p>
     <w:p>
@@ -1128,6 +1128,20 @@
       </w:pPr>
       <w:r>
         <w:t xml:space="preserve">6. Governance and responsibility</w:t>
+      </w:r>
+    </w:p>
+    <w:p>
+      <w:pPr>
+        <w:spacing w:after="20" w:before="100"/>
+      </w:pPr>
+      <w:r>
+        <w:rPr>
+          <w:b/>
+          <w:bCs/>
+          <w:sz w:val="22"/>
+          <w:szCs w:val="22"/>
+        </w:rPr>
+        <w:t xml:space="preserve">Medical Superintendent</w:t>
       </w:r>
     </w:p>
     <w:p>
@@ -1144,7 +1158,21 @@
           <w:sz w:val="22"/>
           <w:szCs w:val="22"/>
         </w:rPr>
-        <w:t xml:space="preserve">Medical Superintendent</w:t>
+        <w:t xml:space="preserve">Accountable that HRM.5 is resourced and followed.</w:t>
+      </w:r>
+    </w:p>
+    <w:p>
+      <w:pPr>
+        <w:spacing w:after="20" w:before="100"/>
+      </w:pPr>
+      <w:r>
+        <w:rPr>
+          <w:b/>
+          <w:bCs/>
+          <w:sz w:val="22"/>
+          <w:szCs w:val="22"/>
+        </w:rPr>
+        <w:t xml:space="preserve">HR In-Charge / Personnel Officer</w:t>
       </w:r>
     </w:p>
     <w:p>
@@ -1161,7 +1189,21 @@
           <w:sz w:val="22"/>
           <w:szCs w:val="22"/>
         </w:rPr>
-        <w:t xml:space="preserve">Accountable that HRM.5 is resourced and followed.</w:t>
+        <w:t xml:space="preserve">Owns day-to-day implementation and records for this standard.</w:t>
+      </w:r>
+    </w:p>
+    <w:p>
+      <w:pPr>
+        <w:spacing w:after="20" w:before="100"/>
+      </w:pPr>
+      <w:r>
+        <w:rPr>
+          <w:b/>
+          <w:bCs/>
+          <w:sz w:val="22"/>
+          <w:szCs w:val="22"/>
+        </w:rPr>
+        <w:t xml:space="preserve">Quality Coordinator</w:t>
       </w:r>
     </w:p>
     <w:p>
@@ -1178,7 +1220,21 @@
           <w:sz w:val="22"/>
           <w:szCs w:val="22"/>
         </w:rPr>
-        <w:t xml:space="preserve">HR In-Charge / Personnel Officer</w:t>
+        <w:t xml:space="preserve">Audits this policy «quarterly»; holds training acknowledgements.</w:t>
+      </w:r>
+    </w:p>
+    <w:p>
+      <w:pPr>
+        <w:spacing w:after="20" w:before="100"/>
+      </w:pPr>
+      <w:r>
+        <w:rPr>
+          <w:b/>
+          <w:bCs/>
+          <w:sz w:val="22"/>
+          <w:szCs w:val="22"/>
+        </w:rPr>
+        <w:t xml:space="preserve">departmental leaders</w:t>
       </w:r>
     </w:p>
     <w:p>
@@ -1195,7 +1251,28 @@
           <w:sz w:val="22"/>
           <w:szCs w:val="22"/>
         </w:rPr>
-        <w:t xml:space="preserve">Owns day-to-day implementation and records for this standard.</w:t>
+        <w:t xml:space="preserve">Run the department-level duties this standard names.</w:t>
+      </w:r>
+    </w:p>
+    <w:p>
+      <w:pPr>
+        <w:pStyle w:val="Heading1"/>
+        <w:spacing w:after="120" w:before="280"/>
+      </w:pPr>
+      <w:r>
+        <w:t xml:space="preserve">7. Quality monitoring (RCA → CAPA)</w:t>
+      </w:r>
+    </w:p>
+    <w:p>
+      <w:pPr>
+        <w:spacing w:after="140"/>
+      </w:pPr>
+      <w:r>
+        <w:rPr>
+          <w:sz w:val="22"/>
+          <w:szCs w:val="22"/>
+        </w:rPr>
+        <w:t xml:space="preserve">The Quality Coordinator audits this policy «quarterly». The audit reviews:</w:t>
       </w:r>
     </w:p>
     <w:p>
@@ -1212,7 +1289,7 @@
           <w:sz w:val="22"/>
           <w:szCs w:val="22"/>
         </w:rPr>
-        <w:t xml:space="preserve">Quality Coordinator</w:t>
+        <w:t xml:space="preserve">Records for a sample of this standard's objective elements, checked against the What-we-do steps.</w:t>
       </w:r>
     </w:p>
     <w:p>
@@ -1229,7 +1306,7 @@
           <w:sz w:val="22"/>
           <w:szCs w:val="22"/>
         </w:rPr>
-        <w:t xml:space="preserve">Audits this policy «quarterly»; holds training acknowledgements.</w:t>
+        <w:t xml:space="preserve">CORE objective elements show no critical gaps in the sample.</w:t>
       </w:r>
     </w:p>
     <w:p>
@@ -1246,125 +1323,19 @@
           <w:sz w:val="22"/>
           <w:szCs w:val="22"/>
         </w:rPr>
-        <w:t xml:space="preserve">departmental leaders</w:t>
-      </w:r>
-    </w:p>
-    <w:p>
-      <w:pPr>
-        <w:pStyle w:val="ListParagraph"/>
-        <w:numPr>
-          <w:ilvl w:val="0"/>
-          <w:numId w:val="1"/>
-        </w:numPr>
-        <w:spacing w:after="60"/>
-      </w:pPr>
-      <w:r>
-        <w:rPr>
-          <w:sz w:val="22"/>
-          <w:szCs w:val="22"/>
-        </w:rPr>
-        <w:t xml:space="preserve">Run the department-level duties this standard names.</w:t>
-      </w:r>
-    </w:p>
-    <w:p>
-      <w:pPr>
-        <w:pStyle w:val="Heading1"/>
-        <w:spacing w:after="120" w:before="280"/>
-      </w:pPr>
-      <w:r>
-        <w:t xml:space="preserve">7. Quality monitoring (RCA → CAPA)</w:t>
-      </w:r>
-    </w:p>
-    <w:p>
-      <w:pPr>
-        <w:spacing w:after="140"/>
-      </w:pPr>
-      <w:r>
-        <w:rPr>
-          <w:sz w:val="22"/>
-          <w:szCs w:val="22"/>
-        </w:rPr>
-        <w:t xml:space="preserve">The Quality Coordinator audits this policy «quarterly».</w:t>
-      </w:r>
-    </w:p>
-    <w:p>
-      <w:pPr>
-        <w:spacing w:after="140"/>
-      </w:pPr>
-      <w:r>
-        <w:rPr>
-          <w:sz w:val="22"/>
-          <w:szCs w:val="22"/>
-        </w:rPr>
-        <w:t xml:space="preserve">What is monitored each quarter:</w:t>
-      </w:r>
-    </w:p>
-    <w:p>
-      <w:pPr>
-        <w:pStyle w:val="ListParagraph"/>
-        <w:numPr>
-          <w:ilvl w:val="0"/>
-          <w:numId w:val="1"/>
-        </w:numPr>
-        <w:spacing w:after="60"/>
-      </w:pPr>
-      <w:r>
-        <w:rPr>
-          <w:sz w:val="22"/>
-          <w:szCs w:val="22"/>
-        </w:rPr>
-        <w:t xml:space="preserve">Sample of records for each OE HRM.5.a–f.</w:t>
-      </w:r>
-    </w:p>
-    <w:p>
-      <w:pPr>
-        <w:pStyle w:val="ListParagraph"/>
-        <w:numPr>
-          <w:ilvl w:val="0"/>
-          <w:numId w:val="1"/>
-        </w:numPr>
-        <w:spacing w:after="60"/>
-      </w:pPr>
-      <w:r>
-        <w:rPr>
-          <w:sz w:val="22"/>
-          <w:szCs w:val="22"/>
-        </w:rPr>
-        <w:t xml:space="preserve">Asterisked elements (none) have document evidence as required.</w:t>
-      </w:r>
-    </w:p>
-    <w:p>
-      <w:pPr>
-        <w:pStyle w:val="ListParagraph"/>
-        <w:numPr>
-          <w:ilvl w:val="0"/>
-          <w:numId w:val="1"/>
-        </w:numPr>
-        <w:spacing w:after="60"/>
-      </w:pPr>
-      <w:r>
-        <w:rPr>
-          <w:sz w:val="22"/>
-          <w:szCs w:val="22"/>
-        </w:rPr>
-        <w:t xml:space="preserve">CORE elements (e) show no critical gaps in the sample.</w:t>
-      </w:r>
-    </w:p>
-    <w:p>
-      <w:pPr>
-        <w:pStyle w:val="ListParagraph"/>
-        <w:numPr>
-          <w:ilvl w:val="0"/>
-          <w:numId w:val="1"/>
-        </w:numPr>
-        <w:spacing w:after="60"/>
-      </w:pPr>
-      <w:r>
-        <w:rPr>
-          <w:sz w:val="22"/>
-          <w:szCs w:val="22"/>
-        </w:rPr>
         <w:t xml:space="preserve">Stop-work events (if any) are logged with outcome.</w:t>
+      </w:r>
+    </w:p>
+    <w:p>
+      <w:pPr>
+        <w:spacing w:after="140"/>
+      </w:pPr>
+      <w:r>
+        <w:rPr>
+          <w:sz w:val="22"/>
+          <w:szCs w:val="22"/>
+        </w:rPr>
+        <w:t xml:space="preserve">Root-cause analysis is required when a gap found in this audit remains open beyond «90 days».</w:t>
       </w:r>
     </w:p>
     <w:p>
@@ -3021,7 +2992,7 @@
           <w:sz w:val="22"/>
           <w:szCs w:val="22"/>
         </w:rPr>
-        <w:t xml:space="preserve">Records showing HRM.5.a was followed for sampled cases.</w:t>
+        <w:t xml:space="preserve">Blood-and-blood-product handling training record for relevant staff (doctors, nurses, technicians, transport staff).</w:t>
       </w:r>
     </w:p>
     <w:p>
@@ -3038,7 +3009,7 @@
           <w:sz w:val="22"/>
           <w:szCs w:val="22"/>
         </w:rPr>
-        <w:t xml:space="preserve">Written guidance / protocol referenced for this element (where required).</w:t>
+        <w:t xml:space="preserve">Cross-reference to COP.8 blood transfusion service practice.</w:t>
       </w:r>
     </w:p>
     <w:p>
@@ -3055,7 +3026,7 @@
           <w:sz w:val="22"/>
           <w:szCs w:val="22"/>
         </w:rPr>
-        <w:t xml:space="preserve">Audit sample notes for HRM.5.a reviewed «quarterly».</w:t>
+        <w:t xml:space="preserve">Training-content record — safe transport, informed consent, documentation, transfusion-reaction handling.</w:t>
       </w:r>
     </w:p>
     <w:p>
@@ -3081,7 +3052,7 @@
           <w:sz w:val="22"/>
           <w:szCs w:val="22"/>
         </w:rPr>
-        <w:t xml:space="preserve">Records showing HRM.5.b was followed for sampled cases.</w:t>
+        <w:t xml:space="preserve">Vulnerable-patient identification-and-care training record.</w:t>
       </w:r>
     </w:p>
     <w:p>
@@ -3098,7 +3069,7 @@
           <w:sz w:val="22"/>
           <w:szCs w:val="22"/>
         </w:rPr>
-        <w:t xml:space="preserve">Written guidance / protocol referenced for this element (where required).</w:t>
+        <w:t xml:space="preserve">Cross-reference to COP.16.a.</w:t>
       </w:r>
     </w:p>
     <w:p>
@@ -3115,7 +3086,7 @@
           <w:sz w:val="22"/>
           <w:szCs w:val="22"/>
         </w:rPr>
-        <w:t xml:space="preserve">Audit sample notes for HRM.5.b reviewed «quarterly».</w:t>
+        <w:t xml:space="preserve">Relevant-staff coverage record.</w:t>
       </w:r>
     </w:p>
     <w:p>
@@ -3141,7 +3112,7 @@
           <w:sz w:val="22"/>
           <w:szCs w:val="22"/>
         </w:rPr>
-        <w:t xml:space="preserve">Records showing HRM.5.c was followed for sampled cases.</w:t>
+        <w:t xml:space="preserve">Control-and-restraint-technique training record.</w:t>
       </w:r>
     </w:p>
     <w:p>
@@ -3158,7 +3129,7 @@
           <w:sz w:val="22"/>
           <w:szCs w:val="22"/>
         </w:rPr>
-        <w:t xml:space="preserve">Written guidance / protocol referenced for this element (where required).</w:t>
+        <w:t xml:space="preserve">Cross-reference to COP.16.e.</w:t>
       </w:r>
     </w:p>
     <w:p>
@@ -3175,7 +3146,7 @@
           <w:sz w:val="22"/>
           <w:szCs w:val="22"/>
         </w:rPr>
-        <w:t xml:space="preserve">Audit sample notes for HRM.5.c reviewed «quarterly».</w:t>
+        <w:t xml:space="preserve">Relevant-staff coverage record.</w:t>
       </w:r>
     </w:p>
     <w:p>
@@ -3201,7 +3172,7 @@
           <w:sz w:val="22"/>
           <w:szCs w:val="22"/>
         </w:rPr>
-        <w:t xml:space="preserve">Records showing HRM.5.d was followed for sampled cases.</w:t>
+        <w:t xml:space="preserve">Healthcare-communication-technique training record.</w:t>
       </w:r>
     </w:p>
     <w:p>
@@ -3218,7 +3189,7 @@
           <w:sz w:val="22"/>
           <w:szCs w:val="22"/>
         </w:rPr>
-        <w:t xml:space="preserve">Written guidance / protocol referenced for this element (where required).</w:t>
+        <w:t xml:space="preserve">Training-needs source record — complaints, incident reports, appraisals, feedback.</w:t>
       </w:r>
     </w:p>
     <w:p>
@@ -3235,7 +3206,7 @@
           <w:sz w:val="22"/>
           <w:szCs w:val="22"/>
         </w:rPr>
-        <w:t xml:space="preserve">Audit sample notes for HRM.5.d reviewed «quarterly».</w:t>
+        <w:t xml:space="preserve">Cross-reference to PRE.8.e.</w:t>
       </w:r>
     </w:p>
     <w:p>
@@ -3261,7 +3232,7 @@
           <w:sz w:val="22"/>
           <w:szCs w:val="22"/>
         </w:rPr>
-        <w:t xml:space="preserve">Records showing HRM.5.e was followed for sampled cases.</w:t>
+        <w:t xml:space="preserve">Periodic CPR-training record for direct-patient-care staff, at least once in two years or sooner after protocol change.</w:t>
       </w:r>
     </w:p>
     <w:p>
@@ -3278,7 +3249,7 @@
           <w:sz w:val="22"/>
           <w:szCs w:val="22"/>
         </w:rPr>
-        <w:t xml:space="preserve">Written guidance / protocol referenced for this element (where required).</w:t>
+        <w:t xml:space="preserve">Advanced-training record for emergency, ICU or high-dependency staff.</w:t>
       </w:r>
     </w:p>
     <w:p>
@@ -3295,7 +3266,16 @@
           <w:sz w:val="22"/>
           <w:szCs w:val="22"/>
         </w:rPr>
-        <w:t xml:space="preserve">Audit sample notes for HRM.5.e reviewed «quarterly».</w:t>
+        <w:t xml:space="preserve">Refresher-schedule tracking record.</w:t>
+      </w:r>
+    </w:p>
+    <w:p>
+      <w:pPr>
+        <w:pStyle w:val="Heading2"/>
+        <w:spacing w:after="100" w:before="220"/>
+      </w:pPr>
+      <w:r>
+        <w:t xml:space="preserve">HRM.5.f — Staff are provided training on infection prevention and control.</w:t>
       </w:r>
     </w:p>
     <w:p>
@@ -3312,16 +3292,7 @@
           <w:sz w:val="22"/>
           <w:szCs w:val="22"/>
         </w:rPr>
-        <w:t xml:space="preserve">CORE-element sample with no critical gaps in the quarter under review.</w:t>
-      </w:r>
-    </w:p>
-    <w:p>
-      <w:pPr>
-        <w:pStyle w:val="Heading2"/>
-        <w:spacing w:after="100" w:before="220"/>
-      </w:pPr>
-      <w:r>
-        <w:t xml:space="preserve">HRM.5.f — Staff are provided training on infection prevention and control.</w:t>
+        <w:t xml:space="preserve">Infection-prevention-and-control training record at least annually.</w:t>
       </w:r>
     </w:p>
     <w:p>
@@ -3338,7 +3309,7 @@
           <w:sz w:val="22"/>
           <w:szCs w:val="22"/>
         </w:rPr>
-        <w:t xml:space="preserve">Records showing HRM.5.f was followed for sampled cases.</w:t>
+        <w:t xml:space="preserve">Antimicrobial-stewardship-content record for medical professionals, IPC nurses, clinical pharmacist and support staff.</w:t>
       </w:r>
     </w:p>
     <w:p>
@@ -3355,24 +3326,7 @@
           <w:sz w:val="22"/>
           <w:szCs w:val="22"/>
         </w:rPr>
-        <w:t xml:space="preserve">Written guidance / protocol referenced for this element (where required).</w:t>
-      </w:r>
-    </w:p>
-    <w:p>
-      <w:pPr>
-        <w:pStyle w:val="ListParagraph"/>
-        <w:numPr>
-          <w:ilvl w:val="0"/>
-          <w:numId w:val="1"/>
-        </w:numPr>
-        <w:spacing w:after="60"/>
-      </w:pPr>
-      <w:r>
-        <w:rPr>
-          <w:sz w:val="22"/>
-          <w:szCs w:val="22"/>
-        </w:rPr>
-        <w:t xml:space="preserve">Audit sample notes for HRM.5.f reviewed «quarterly».</w:t>
+        <w:t xml:space="preserve">Attendance record.</w:t>
       </w:r>
     </w:p>
     <w:p>

--- a/policies/build/preview_hco/HCO.HRM.5_v2_preview.docx
+++ b/policies/build/preview_hco/HCO.HRM.5_v2_preview.docx
@@ -692,7 +692,7 @@
           <w:sz w:val="22"/>
           <w:szCs w:val="22"/>
         </w:rPr>
-        <w:t xml:space="preserve">It covers objective elements HRM.5.a–f (6 elements).</w:t>
+        <w:t xml:space="preserve">This policy covers all 6 requirements under this standard, listed in detail below.</w:t>
       </w:r>
     </w:p>
     <w:p>
@@ -716,7 +716,7 @@
           <w:sz w:val="22"/>
           <w:szCs w:val="22"/>
         </w:rPr>
-        <w:t xml:space="preserve">This policy owns HRM.5. Related AAC, COP, MOM, PRE, IPC, PSQ, ROM and FMS duties stay with those policies — cross-reference only. Other HRM standards stay with their own policies.</w:t>
+        <w:t xml:space="preserve">This policy covers job-specific staff training specifically. Related duties — like patient assessment, clinical care, medication management, patient rights, infection control, quality and safety monitoring, hospital governance, or facility safety — are covered in the hospital's other policies, not repeated here. Other HRM standards stay with their own policies.</w:t>
       </w:r>
     </w:p>
     <w:p>
@@ -761,19 +761,19 @@
           <w:sz w:val="22"/>
           <w:szCs w:val="22"/>
         </w:rPr>
-        <w:t xml:space="preserve">It covers 6 objective elements (HRM.5.a, HRM.5.b, HRM.5.c, HRM.5.d, HRM.5.e, HRM.5.f).</w:t>
-      </w:r>
-    </w:p>
-    <w:p>
-      <w:pPr>
-        <w:spacing w:after="140"/>
-      </w:pPr>
-      <w:r>
-        <w:rPr>
-          <w:sz w:val="22"/>
-          <w:szCs w:val="22"/>
-        </w:rPr>
-        <w:t xml:space="preserve">Boundaries: do not overwrite HCO AAC, COP, MOM, PRE, IPC, PSQ, ROM or FMS policies. Spell out abbreviations on first use in training materials. OE counts/levels/asterisks stay with the official portal Standards PDF. Method notes come from the Guidebook Interpretation paragraphs (scanned PDF; no text layer, transcribed and verified against rendered page images — see policies/source/hco6_hrm_chapter_notes.md).</w:t>
+        <w:t xml:space="preserve">This policy covers all 6 requirements under this standard, listed in detail below.</w:t>
+      </w:r>
+    </w:p>
+    <w:p>
+      <w:pPr>
+        <w:spacing w:after="140"/>
+      </w:pPr>
+      <w:r>
+        <w:rPr>
+          <w:sz w:val="22"/>
+          <w:szCs w:val="22"/>
+        </w:rPr>
+        <w:t xml:space="preserve">This policy covers job-specific staff training specifically. Related duties — like patient assessment, clinical care, medication management, patient rights, infection control, quality and safety monitoring, hospital governance, or facility safety — are covered in the hospital's other policies, not repeated here. Spell out abbreviations on first use in training materials. OE counts/levels/asterisks stay with the official portal Standards PDF. Method notes come from the Guidebook Interpretation paragraphs (scanned PDF; no text layer, transcribed and verified against rendered page images — see policies/source/hco6_hrm_chapter_notes.md).</w:t>
       </w:r>
     </w:p>
     <w:p>
